--- a/06. Ataskaitos knygutė 2026/[6] Darni universitetinė bendruomenė/[6.1] Bendruomenę buriantys renginiai.docx
+++ b/06. Ataskaitos knygutė 2026/[6] Darni universitetinė bendruomenė/[6.1] Bendruomenę buriantys renginiai.docx
@@ -7533,7 +7533,35 @@
       </w:pPr>
       <w:r>
         <w:rPr/>
-        <w:t xml:space="preserve">As every year, we kicked off the new academic year in 2025 with the traditional parade of the entire Vilnius University community. On September 1st, students and faculty from all 15 faculties marched down Gedimino Avenue toward the university’s Grand Courtyard, where we officially opened the new academic year. </w:t>
+        <w:t xml:space="preserve">As every year, we kicked off the new academic year in 2025 with the traditional parade of the entire Vilnius University community. On September 1st, students and </w:t>
+      </w:r>
+      <w:r>
+        <w:rPr/>
+        <w:t>professors</w:t>
+      </w:r>
+      <w:r>
+        <w:rPr/>
+        <w:t xml:space="preserve"> from all 15 faculties marched down </w:t>
+      </w:r>
+      <w:r>
+        <w:rPr/>
+        <w:t>Gedimin</w:t>
+      </w:r>
+      <w:r>
+        <w:rPr/>
+        <w:t>as</w:t>
+      </w:r>
+      <w:r>
+        <w:rPr/>
+        <w:t xml:space="preserve"> Avenue toward the </w:t>
+      </w:r>
+      <w:r>
+        <w:rPr/>
+        <w:t>U</w:t>
+      </w:r>
+      <w:r>
+        <w:rPr/>
+        <w:t xml:space="preserve">niversity’s Grand Courtyard, where we officially opened the new academic year. </w:t>
       </w:r>
     </w:p>
     <w:p>
@@ -7560,7 +7588,19 @@
       </w:pPr>
       <w:r>
         <w:rPr/>
-        <w:t xml:space="preserve">This year, as many as 12 unit-organized days took place, bringing together not only VU SR but the entire university community; these events fostered collaboration and the formation of new connections. </w:t>
+        <w:t xml:space="preserve">This year, as many as 12 unit-organized days took place, bringing together not only VU SR but the entire </w:t>
+      </w:r>
+      <w:r>
+        <w:rPr/>
+        <w:t xml:space="preserve">Vilnius </w:t>
+      </w:r>
+      <w:r>
+        <w:rPr/>
+        <w:t>U</w:t>
+      </w:r>
+      <w:r>
+        <w:rPr/>
+        <w:t xml:space="preserve">niversity community; these events fostered collaboration and the formation of new connections. </w:t>
       </w:r>
     </w:p>
     <w:p>
@@ -7855,7 +7895,15 @@
       </w:pPr>
       <w:r>
         <w:rPr/>
-        <w:t xml:space="preserve">This year, more than ever before, the organization stood out for the abundance of its events. Over 80 diverse events and campaigns were organized throughout the year. This reflects the steadily growing involvement of members and their ability to create meaningful events—ranging from social and academic initiatives to activities that strengthen community spirit. </w:t>
+        <w:t>This year, more than ever before, the organization stood out for the abundance of its events. Over 80 diverse events and campaigns were organized throughout the year. This reflects the steadily growing involvement of members and their ability to create meaningful events</w:t>
+      </w:r>
+      <w:r>
+        <w:rPr/>
+        <w:t xml:space="preserve"> – </w:t>
+      </w:r>
+      <w:r>
+        <w:rPr/>
+        <w:t xml:space="preserve">ranging from social and academic initiatives to activities that strengthen community spirit. </w:t>
       </w:r>
     </w:p>
     <w:p>
@@ -8280,6 +8328,104 @@
       <w:pPr>
         <w:pStyle w:val="ListParagraph"/>
         <w:numPr>
+          <w:ilvl w:val="1"/>
+          <w:numId w:val="17"/>
+        </w:numPr>
+        <w:spacing w:before="240" w:beforeAutospacing="off" w:after="240" w:afterAutospacing="off"/>
+        <w:rPr>
+          <w:noProof w:val="0"/>
+          <w:lang w:val="en-GB"/>
+        </w:rPr>
+      </w:pPr>
+      <w:r>
+        <w:rPr>
+          <w:noProof w:val="0"/>
+          <w:lang w:val="en-GB"/>
+        </w:rPr>
+        <w:t xml:space="preserve">VU SR </w:t>
+      </w:r>
+      <w:r>
+        <w:rPr>
+          <w:noProof w:val="0"/>
+          <w:lang w:val="en-GB"/>
+        </w:rPr>
+        <w:t>FPhil</w:t>
+      </w:r>
+      <w:r>
+        <w:rPr>
+          <w:noProof w:val="0"/>
+          <w:lang w:val="en-GB"/>
+        </w:rPr>
+        <w:t xml:space="preserve"> Birthday </w:t>
+      </w:r>
+    </w:p>
+    <w:p>
+      <w:pPr>
+        <w:pStyle w:val="ListParagraph"/>
+        <w:numPr>
+          <w:ilvl w:val="1"/>
+          <w:numId w:val="17"/>
+        </w:numPr>
+        <w:spacing w:before="240" w:beforeAutospacing="off" w:after="240" w:afterAutospacing="off"/>
+        <w:rPr>
+          <w:noProof w:val="0"/>
+          <w:lang w:val="en-GB"/>
+        </w:rPr>
+      </w:pPr>
+      <w:r>
+        <w:rPr>
+          <w:noProof w:val="0"/>
+          <w:lang w:val="en-GB"/>
+        </w:rPr>
+        <w:t xml:space="preserve">“Food for Animals” Campaign </w:t>
+      </w:r>
+    </w:p>
+    <w:p>
+      <w:pPr>
+        <w:pStyle w:val="ListParagraph"/>
+        <w:numPr>
+          <w:ilvl w:val="1"/>
+          <w:numId w:val="17"/>
+        </w:numPr>
+        <w:spacing w:before="240" w:beforeAutospacing="off" w:after="240" w:afterAutospacing="off"/>
+        <w:rPr>
+          <w:noProof w:val="0"/>
+          <w:lang w:val="en-GB"/>
+        </w:rPr>
+      </w:pPr>
+      <w:r>
+        <w:rPr>
+          <w:noProof w:val="0"/>
+          <w:lang w:val="en-GB"/>
+        </w:rPr>
+        <w:t xml:space="preserve">Social Campaign – Collecting Food </w:t>
+      </w:r>
+    </w:p>
+    <w:p>
+      <w:pPr>
+        <w:pStyle w:val="ListParagraph"/>
+        <w:numPr>
+          <w:ilvl w:val="1"/>
+          <w:numId w:val="17"/>
+        </w:numPr>
+        <w:spacing w:before="240" w:beforeAutospacing="off" w:after="240" w:afterAutospacing="off"/>
+        <w:rPr>
+          <w:noProof w:val="0"/>
+          <w:lang w:val="en-GB"/>
+        </w:rPr>
+      </w:pPr>
+      <w:r>
+        <w:rPr>
+          <w:noProof w:val="0"/>
+          <w:lang w:val="en-GB"/>
+        </w:rPr>
+        <w:t xml:space="preserve">Hanging Planters Workshop with the Arti Club </w:t>
+      </w:r>
+    </w:p>
+    <w:p>
+      <w:pPr>
+        <w:pStyle w:val="ListParagraph"/>
+        <w:numPr>
           <w:ilvl w:val="0"/>
           <w:numId w:val="17"/>
         </w:numPr>
@@ -8301,14 +8447,14 @@
           <w:noProof w:val="0"/>
           <w:lang w:val="en-GB"/>
         </w:rPr>
-        <w:t>FPhil</w:t>
-      </w:r>
-      <w:r>
-        <w:rPr>
-          <w:noProof w:val="0"/>
-          <w:lang w:val="en-GB"/>
-        </w:rPr>
-        <w:t xml:space="preserve"> Birthday </w:t>
+        <w:t>FPhilos</w:t>
+      </w:r>
+      <w:r>
+        <w:rPr>
+          <w:noProof w:val="0"/>
+          <w:lang w:val="en-GB"/>
+        </w:rPr>
+        <w:t xml:space="preserve"> </w:t>
       </w:r>
     </w:p>
     <w:p>
@@ -8329,7 +8475,7 @@
           <w:noProof w:val="0"/>
           <w:lang w:val="en-GB"/>
         </w:rPr>
-        <w:t xml:space="preserve">“Food for Animals” Campaign </w:t>
+        <w:t xml:space="preserve">Social Integration Evening </w:t>
       </w:r>
     </w:p>
     <w:p>
@@ -8350,7 +8496,7 @@
           <w:noProof w:val="0"/>
           <w:lang w:val="en-GB"/>
         </w:rPr>
-        <w:t xml:space="preserve">Social Campaign – Collecting Food </w:t>
+        <w:t xml:space="preserve">Film Screening “Eyes Closed: A Different Cinema Experience” </w:t>
       </w:r>
     </w:p>
     <w:p>
@@ -8371,7 +8517,84 @@
           <w:noProof w:val="0"/>
           <w:lang w:val="en-GB"/>
         </w:rPr>
-        <w:t xml:space="preserve">Hanging Planters Workshop with the Arti Club </w:t>
+        <w:t xml:space="preserve">“Write Smart: From Structure to Result” </w:t>
+      </w:r>
+    </w:p>
+    <w:p>
+      <w:pPr>
+        <w:pStyle w:val="ListParagraph"/>
+        <w:numPr>
+          <w:ilvl w:val="1"/>
+          <w:numId w:val="17"/>
+        </w:numPr>
+        <w:spacing w:before="240" w:beforeAutospacing="off" w:after="240" w:afterAutospacing="off"/>
+        <w:rPr>
+          <w:noProof w:val="0"/>
+          <w:lang w:val="en-GB"/>
+        </w:rPr>
+      </w:pPr>
+      <w:r>
+        <w:rPr>
+          <w:noProof w:val="0"/>
+          <w:lang w:val="en-GB"/>
+        </w:rPr>
+        <w:t>“We Flew into the Cos(t)</w:t>
+      </w:r>
+      <w:r>
+        <w:rPr>
+          <w:noProof w:val="0"/>
+          <w:lang w:val="en-GB"/>
+        </w:rPr>
+        <w:t>mos</w:t>
+      </w:r>
+      <w:r>
+        <w:rPr>
+          <w:noProof w:val="0"/>
+          <w:lang w:val="en-GB"/>
+        </w:rPr>
+        <w:t xml:space="preserve">” </w:t>
+      </w:r>
+    </w:p>
+    <w:p>
+      <w:pPr>
+        <w:pStyle w:val="ListParagraph"/>
+        <w:numPr>
+          <w:ilvl w:val="1"/>
+          <w:numId w:val="17"/>
+        </w:numPr>
+        <w:spacing w:before="240" w:beforeAutospacing="off" w:after="240" w:afterAutospacing="off"/>
+        <w:rPr>
+          <w:noProof w:val="0"/>
+          <w:lang w:val="en-GB"/>
+        </w:rPr>
+      </w:pPr>
+      <w:r>
+        <w:rPr>
+          <w:noProof w:val="0"/>
+          <w:lang w:val="en-GB"/>
+        </w:rPr>
+        <w:t xml:space="preserve">Remote lecture for students of the VU FPhilos and the Faculty of Psychology at Kyiv University </w:t>
+      </w:r>
+    </w:p>
+    <w:p>
+      <w:pPr>
+        <w:pStyle w:val="ListParagraph"/>
+        <w:numPr>
+          <w:ilvl w:val="1"/>
+          <w:numId w:val="17"/>
+        </w:numPr>
+        <w:spacing w:before="240" w:beforeAutospacing="off" w:after="240" w:afterAutospacing="off"/>
+        <w:rPr>
+          <w:noProof w:val="0"/>
+          <w:lang w:val="en-GB"/>
+        </w:rPr>
+      </w:pPr>
+      <w:r>
+        <w:rPr>
+          <w:noProof w:val="0"/>
+          <w:lang w:val="en-GB"/>
+        </w:rPr>
+        <w:t xml:space="preserve">Civil safety education for the Faculty of Philosophy community </w:t>
       </w:r>
     </w:p>
     <w:p>
@@ -8392,21 +8615,7 @@
           <w:noProof w:val="0"/>
           <w:lang w:val="en-GB"/>
         </w:rPr>
-        <w:t xml:space="preserve">VU SR </w:t>
-      </w:r>
-      <w:r>
-        <w:rPr>
-          <w:noProof w:val="0"/>
-          <w:lang w:val="en-GB"/>
-        </w:rPr>
-        <w:t>FPhilos</w:t>
-      </w:r>
-      <w:r>
-        <w:rPr>
-          <w:noProof w:val="0"/>
-          <w:lang w:val="en-GB"/>
-        </w:rPr>
-        <w:t xml:space="preserve"> </w:t>
+        <w:t>VU SR FPh</w:t>
       </w:r>
     </w:p>
     <w:p>
@@ -8427,7 +8636,7 @@
           <w:noProof w:val="0"/>
           <w:lang w:val="en-GB"/>
         </w:rPr>
-        <w:t xml:space="preserve">Social Integration Evening </w:t>
+        <w:t xml:space="preserve">Discussion with OPTOMAN </w:t>
       </w:r>
     </w:p>
     <w:p>
@@ -8448,7 +8657,7 @@
           <w:noProof w:val="0"/>
           <w:lang w:val="en-GB"/>
         </w:rPr>
-        <w:t xml:space="preserve">Film Screening “Eyes Closed: A Different Cinema Experience” </w:t>
+        <w:t xml:space="preserve">Pancake Tuesday </w:t>
       </w:r>
     </w:p>
     <w:p>
@@ -8469,7 +8678,7 @@
           <w:noProof w:val="0"/>
           <w:lang w:val="en-GB"/>
         </w:rPr>
-        <w:t xml:space="preserve">“Write Smart: From Structure to Result” </w:t>
+        <w:t xml:space="preserve">Christmas tree decorating </w:t>
       </w:r>
     </w:p>
     <w:p>
@@ -8490,21 +8699,7 @@
           <w:noProof w:val="0"/>
           <w:lang w:val="en-GB"/>
         </w:rPr>
-        <w:t>“We Flew into the Cos(t)</w:t>
-      </w:r>
-      <w:r>
-        <w:rPr>
-          <w:noProof w:val="0"/>
-          <w:lang w:val="en-GB"/>
-        </w:rPr>
-        <w:t>mos</w:t>
-      </w:r>
-      <w:r>
-        <w:rPr>
-          <w:noProof w:val="0"/>
-          <w:lang w:val="en-GB"/>
-        </w:rPr>
-        <w:t xml:space="preserve">” </w:t>
+        <w:t xml:space="preserve">Moonlit Night </w:t>
       </w:r>
     </w:p>
     <w:p>
@@ -8514,18 +8709,51 @@
           <w:ilvl w:val="1"/>
           <w:numId w:val="17"/>
         </w:numPr>
-        <w:spacing w:before="240" w:beforeAutospacing="off" w:after="240" w:afterAutospacing="off"/>
-        <w:rPr>
-          <w:noProof w:val="0"/>
-          <w:lang w:val="en-GB"/>
-        </w:rPr>
-      </w:pPr>
-      <w:r>
-        <w:rPr>
-          <w:noProof w:val="0"/>
-          <w:lang w:val="en-GB"/>
-        </w:rPr>
-        <w:t xml:space="preserve">Remote lecture for students of the VU FPhilos and the Faculty of Psychology at Kyiv University </w:t>
+        <w:rPr>
+          <w:noProof w:val="0"/>
+          <w:lang w:val="en-GB"/>
+        </w:rPr>
+      </w:pPr>
+      <w:r>
+        <w:rPr>
+          <w:noProof w:val="0"/>
+          <w:lang w:val="en-GB"/>
+        </w:rPr>
+        <w:t xml:space="preserve">Physicists, </w:t>
+      </w:r>
+      <w:r>
+        <w:rPr>
+          <w:noProof w:val="0"/>
+          <w:lang w:val="en-GB"/>
+        </w:rPr>
+        <w:t>Let’s</w:t>
+      </w:r>
+      <w:r>
+        <w:rPr>
+          <w:noProof w:val="0"/>
+          <w:lang w:val="en-GB"/>
+        </w:rPr>
+        <w:t xml:space="preserve"> Socialize</w:t>
+      </w:r>
+    </w:p>
+    <w:p>
+      <w:pPr>
+        <w:pStyle w:val="ListParagraph"/>
+        <w:numPr>
+          <w:ilvl w:val="0"/>
+          <w:numId w:val="17"/>
+        </w:numPr>
+        <w:rPr>
+          <w:noProof w:val="0"/>
+          <w:lang w:val="en-GB"/>
+        </w:rPr>
+      </w:pPr>
+      <w:r>
+        <w:rPr>
+          <w:noProof w:val="0"/>
+          <w:lang w:val="en-GB"/>
+        </w:rPr>
+        <w:t>VU SR LSC</w:t>
       </w:r>
     </w:p>
     <w:p>
@@ -8535,6 +8763,26 @@
           <w:ilvl w:val="1"/>
           <w:numId w:val="17"/>
         </w:numPr>
+        <w:rPr>
+          <w:noProof w:val="0"/>
+          <w:lang w:val="en-GB"/>
+        </w:rPr>
+      </w:pPr>
+      <w:r>
+        <w:rPr>
+          <w:noProof w:val="0"/>
+          <w:lang w:val="en-GB"/>
+        </w:rPr>
+        <w:t xml:space="preserve">“Lab Days” </w:t>
+      </w:r>
+    </w:p>
+    <w:p>
+      <w:pPr>
+        <w:pStyle w:val="ListParagraph"/>
+        <w:numPr>
+          <w:ilvl w:val="1"/>
+          <w:numId w:val="17"/>
+        </w:numPr>
         <w:spacing w:before="240" w:beforeAutospacing="off" w:after="240" w:afterAutospacing="off"/>
         <w:rPr>
           <w:noProof w:val="0"/>
@@ -8546,7 +8794,133 @@
           <w:noProof w:val="0"/>
           <w:lang w:val="en-GB"/>
         </w:rPr>
-        <w:t xml:space="preserve">Civil safety education for the Faculty of Philosophy community </w:t>
+        <w:t xml:space="preserve">INTERNATIONAL STUDENT EVENT: “HALLOWEEN” </w:t>
+      </w:r>
+    </w:p>
+    <w:p>
+      <w:pPr>
+        <w:pStyle w:val="ListParagraph"/>
+        <w:numPr>
+          <w:ilvl w:val="1"/>
+          <w:numId w:val="17"/>
+        </w:numPr>
+        <w:spacing w:before="240" w:beforeAutospacing="off" w:after="240" w:afterAutospacing="off"/>
+        <w:rPr>
+          <w:noProof w:val="0"/>
+          <w:lang w:val="en-GB"/>
+        </w:rPr>
+      </w:pPr>
+      <w:r>
+        <w:rPr>
+          <w:noProof w:val="0"/>
+          <w:lang w:val="en-GB"/>
+        </w:rPr>
+        <w:t xml:space="preserve">“For </w:t>
+      </w:r>
+      <w:r>
+        <w:rPr>
+          <w:noProof w:val="0"/>
+          <w:lang w:val="en-GB"/>
+        </w:rPr>
+        <w:t>Master’s</w:t>
+      </w:r>
+      <w:r>
+        <w:rPr>
+          <w:noProof w:val="0"/>
+          <w:lang w:val="en-GB"/>
+        </w:rPr>
+        <w:t xml:space="preserve"> Students: What’s Next?” </w:t>
+      </w:r>
+    </w:p>
+    <w:p>
+      <w:pPr>
+        <w:pStyle w:val="ListParagraph"/>
+        <w:numPr>
+          <w:ilvl w:val="1"/>
+          <w:numId w:val="17"/>
+        </w:numPr>
+        <w:spacing w:before="240" w:beforeAutospacing="off" w:after="240" w:afterAutospacing="off"/>
+        <w:rPr>
+          <w:noProof w:val="0"/>
+          <w:lang w:val="en-GB"/>
+        </w:rPr>
+      </w:pPr>
+      <w:r>
+        <w:rPr>
+          <w:noProof w:val="0"/>
+          <w:lang w:val="en-GB"/>
+        </w:rPr>
+        <w:t>“</w:t>
+      </w:r>
+      <w:r>
+        <w:rPr>
+          <w:noProof w:val="0"/>
+          <w:lang w:val="en-GB"/>
+        </w:rPr>
+        <w:t>Nepūdrink</w:t>
+      </w:r>
+      <w:r>
+        <w:rPr>
+          <w:noProof w:val="0"/>
+          <w:lang w:val="en-GB"/>
+        </w:rPr>
+        <w:t xml:space="preserve"> </w:t>
+      </w:r>
+      <w:r>
+        <w:rPr>
+          <w:noProof w:val="0"/>
+          <w:lang w:val="en-GB"/>
+        </w:rPr>
+        <w:t>smegenų</w:t>
+      </w:r>
+      <w:r>
+        <w:rPr>
+          <w:noProof w:val="0"/>
+          <w:lang w:val="en-GB"/>
+        </w:rPr>
+        <w:t xml:space="preserve">” </w:t>
+      </w:r>
+    </w:p>
+    <w:p>
+      <w:pPr>
+        <w:pStyle w:val="ListParagraph"/>
+        <w:numPr>
+          <w:ilvl w:val="1"/>
+          <w:numId w:val="17"/>
+        </w:numPr>
+        <w:spacing w:before="240" w:beforeAutospacing="off" w:after="240" w:afterAutospacing="off"/>
+        <w:rPr>
+          <w:noProof w:val="0"/>
+          <w:lang w:val="en-GB"/>
+        </w:rPr>
+      </w:pPr>
+      <w:r>
+        <w:rPr>
+          <w:noProof w:val="0"/>
+          <w:lang w:val="en-GB"/>
+        </w:rPr>
+        <w:t xml:space="preserve">Bingo Night </w:t>
+      </w:r>
+    </w:p>
+    <w:p>
+      <w:pPr>
+        <w:pStyle w:val="ListParagraph"/>
+        <w:numPr>
+          <w:ilvl w:val="1"/>
+          <w:numId w:val="17"/>
+        </w:numPr>
+        <w:spacing w:before="240" w:beforeAutospacing="off" w:after="240" w:afterAutospacing="off"/>
+        <w:rPr>
+          <w:noProof w:val="0"/>
+          <w:lang w:val="en-GB"/>
+        </w:rPr>
+      </w:pPr>
+      <w:r>
+        <w:rPr>
+          <w:noProof w:val="0"/>
+          <w:lang w:val="en-GB"/>
+        </w:rPr>
+        <w:t xml:space="preserve">Night at the University: Genetic Meme Code </w:t>
       </w:r>
     </w:p>
     <w:p>
@@ -8567,7 +8941,7 @@
           <w:noProof w:val="0"/>
           <w:lang w:val="en-GB"/>
         </w:rPr>
-        <w:t>VU SR FPh</w:t>
+        <w:t>VU SR FH</w:t>
       </w:r>
     </w:p>
     <w:p>
@@ -8588,7 +8962,7 @@
           <w:noProof w:val="0"/>
           <w:lang w:val="en-GB"/>
         </w:rPr>
-        <w:t xml:space="preserve">Discussion with OPTOMAN </w:t>
+        <w:t xml:space="preserve">Event organized in collaboration with the Faculty of History’s SMD: “Lecture on Written Assignments” </w:t>
       </w:r>
     </w:p>
     <w:p>
@@ -8609,7 +8983,7 @@
           <w:noProof w:val="0"/>
           <w:lang w:val="en-GB"/>
         </w:rPr>
-        <w:t xml:space="preserve">Pancake Tuesday </w:t>
+        <w:t xml:space="preserve">“Write a Letter to Your Professor” Initiative </w:t>
       </w:r>
     </w:p>
     <w:p>
@@ -8630,7 +9004,7 @@
           <w:noProof w:val="0"/>
           <w:lang w:val="en-GB"/>
         </w:rPr>
-        <w:t xml:space="preserve">Christmas tree decorating </w:t>
+        <w:t>Christmas quiz</w:t>
       </w:r>
     </w:p>
     <w:p>
@@ -8651,7 +9025,7 @@
           <w:noProof w:val="0"/>
           <w:lang w:val="en-GB"/>
         </w:rPr>
-        <w:t xml:space="preserve">Moonlit Night </w:t>
+        <w:t xml:space="preserve">“Gather and Reconstruct” quiz for March 11 </w:t>
       </w:r>
     </w:p>
     <w:p>
@@ -8661,31 +9035,18 @@
           <w:ilvl w:val="1"/>
           <w:numId w:val="17"/>
         </w:numPr>
-        <w:rPr>
-          <w:noProof w:val="0"/>
-          <w:lang w:val="en-GB"/>
-        </w:rPr>
-      </w:pPr>
-      <w:r>
-        <w:rPr>
-          <w:noProof w:val="0"/>
-          <w:lang w:val="en-GB"/>
-        </w:rPr>
-        <w:t xml:space="preserve">Physicists, </w:t>
-      </w:r>
-      <w:r>
-        <w:rPr>
-          <w:noProof w:val="0"/>
-          <w:lang w:val="en-GB"/>
-        </w:rPr>
-        <w:t>Let’s</w:t>
-      </w:r>
-      <w:r>
-        <w:rPr>
-          <w:noProof w:val="0"/>
-          <w:lang w:val="en-GB"/>
-        </w:rPr>
-        <w:t xml:space="preserve"> Socialize</w:t>
+        <w:spacing w:before="240" w:beforeAutospacing="off" w:after="240" w:afterAutospacing="off"/>
+        <w:rPr>
+          <w:noProof w:val="0"/>
+          <w:lang w:val="en-GB"/>
+        </w:rPr>
+      </w:pPr>
+      <w:r>
+        <w:rPr>
+          <w:noProof w:val="0"/>
+          <w:lang w:val="en-GB"/>
+        </w:rPr>
+        <w:t xml:space="preserve">Poetry Evening </w:t>
       </w:r>
     </w:p>
     <w:p>
@@ -8695,17 +9056,32 @@
           <w:ilvl w:val="0"/>
           <w:numId w:val="17"/>
         </w:numPr>
-        <w:rPr>
-          <w:noProof w:val="0"/>
-          <w:lang w:val="en-GB"/>
-        </w:rPr>
-      </w:pPr>
-      <w:r>
-        <w:rPr>
-          <w:noProof w:val="0"/>
-          <w:lang w:val="en-GB"/>
-        </w:rPr>
-        <w:t>VU SR LSC</w:t>
+        <w:spacing w:before="240" w:beforeAutospacing="off" w:after="240" w:afterAutospacing="off"/>
+        <w:rPr>
+          <w:noProof w:val="0"/>
+          <w:lang w:val="en-GB"/>
+        </w:rPr>
+      </w:pPr>
+      <w:r>
+        <w:rPr>
+          <w:noProof w:val="0"/>
+          <w:lang w:val="en-GB"/>
+        </w:rPr>
+        <w:t xml:space="preserve">VU SR </w:t>
+      </w:r>
+      <w:r>
+        <w:rPr>
+          <w:noProof w:val="0"/>
+          <w:lang w:val="en-GB"/>
+        </w:rPr>
+        <w:t>KnF</w:t>
+      </w:r>
+      <w:r>
+        <w:rPr>
+          <w:noProof w:val="0"/>
+          <w:lang w:val="en-GB"/>
+        </w:rPr>
+        <w:t xml:space="preserve"> </w:t>
       </w:r>
     </w:p>
     <w:p>
@@ -8715,17 +9091,18 @@
           <w:ilvl w:val="1"/>
           <w:numId w:val="17"/>
         </w:numPr>
-        <w:rPr>
-          <w:noProof w:val="0"/>
-          <w:lang w:val="en-GB"/>
-        </w:rPr>
-      </w:pPr>
-      <w:r>
-        <w:rPr>
-          <w:noProof w:val="0"/>
-          <w:lang w:val="en-GB"/>
-        </w:rPr>
-        <w:t xml:space="preserve">“Lab Days” </w:t>
+        <w:spacing w:before="240" w:beforeAutospacing="off" w:after="240" w:afterAutospacing="off"/>
+        <w:rPr>
+          <w:noProof w:val="0"/>
+          <w:lang w:val="en-GB"/>
+        </w:rPr>
+      </w:pPr>
+      <w:r>
+        <w:rPr>
+          <w:noProof w:val="0"/>
+          <w:lang w:val="en-GB"/>
+        </w:rPr>
+        <w:t xml:space="preserve">Chess Tournament </w:t>
       </w:r>
     </w:p>
     <w:p>
@@ -8746,7 +9123,7 @@
           <w:noProof w:val="0"/>
           <w:lang w:val="en-GB"/>
         </w:rPr>
-        <w:t xml:space="preserve">INTERNATIONAL STUDENT EVENT: “HALLOWEEN” </w:t>
+        <w:t xml:space="preserve">Cake Day </w:t>
       </w:r>
     </w:p>
     <w:p>
@@ -8767,21 +9144,21 @@
           <w:noProof w:val="0"/>
           <w:lang w:val="en-GB"/>
         </w:rPr>
-        <w:t xml:space="preserve">“For </w:t>
-      </w:r>
-      <w:r>
-        <w:rPr>
-          <w:noProof w:val="0"/>
-          <w:lang w:val="en-GB"/>
-        </w:rPr>
-        <w:t>Master’s</w:t>
-      </w:r>
-      <w:r>
-        <w:rPr>
-          <w:noProof w:val="0"/>
-          <w:lang w:val="en-GB"/>
-        </w:rPr>
-        <w:t xml:space="preserve"> Students: What’s Next?” </w:t>
+        <w:t xml:space="preserve">Polymer Clay </w:t>
+      </w:r>
+      <w:r>
+        <w:rPr>
+          <w:noProof w:val="0"/>
+          <w:lang w:val="en-GB"/>
+        </w:rPr>
+        <w:t>Modeling</w:t>
+      </w:r>
+      <w:r>
+        <w:rPr>
+          <w:noProof w:val="0"/>
+          <w:lang w:val="en-GB"/>
+        </w:rPr>
+        <w:t xml:space="preserve"> Workshop </w:t>
       </w:r>
     </w:p>
     <w:p>
@@ -8802,35 +9179,7 @@
           <w:noProof w:val="0"/>
           <w:lang w:val="en-GB"/>
         </w:rPr>
-        <w:t>“</w:t>
-      </w:r>
-      <w:r>
-        <w:rPr>
-          <w:noProof w:val="0"/>
-          <w:lang w:val="en-GB"/>
-        </w:rPr>
-        <w:t>Nepūdrink</w:t>
-      </w:r>
-      <w:r>
-        <w:rPr>
-          <w:noProof w:val="0"/>
-          <w:lang w:val="en-GB"/>
-        </w:rPr>
-        <w:t xml:space="preserve"> </w:t>
-      </w:r>
-      <w:r>
-        <w:rPr>
-          <w:noProof w:val="0"/>
-          <w:lang w:val="en-GB"/>
-        </w:rPr>
-        <w:t>smegenų</w:t>
-      </w:r>
-      <w:r>
-        <w:rPr>
-          <w:noProof w:val="0"/>
-          <w:lang w:val="en-GB"/>
-        </w:rPr>
-        <w:t xml:space="preserve">” </w:t>
+        <w:t xml:space="preserve">Painting on Bags </w:t>
       </w:r>
     </w:p>
     <w:p>
@@ -8851,7 +9200,7 @@
           <w:noProof w:val="0"/>
           <w:lang w:val="en-GB"/>
         </w:rPr>
-        <w:t xml:space="preserve">Bingo Night </w:t>
+        <w:t xml:space="preserve">Charity Evening </w:t>
       </w:r>
     </w:p>
     <w:p>
@@ -8872,7 +9221,119 @@
           <w:noProof w:val="0"/>
           <w:lang w:val="en-GB"/>
         </w:rPr>
-        <w:t xml:space="preserve">Night at the University: Genetic Meme Code </w:t>
+        <w:t xml:space="preserve">Christmas Workshop </w:t>
+      </w:r>
+    </w:p>
+    <w:p>
+      <w:pPr>
+        <w:pStyle w:val="ListParagraph"/>
+        <w:numPr>
+          <w:ilvl w:val="1"/>
+          <w:numId w:val="17"/>
+        </w:numPr>
+        <w:spacing w:before="240" w:beforeAutospacing="off" w:after="240" w:afterAutospacing="off"/>
+        <w:rPr>
+          <w:noProof w:val="0"/>
+          <w:lang w:val="en-GB"/>
+        </w:rPr>
+      </w:pPr>
+      <w:r>
+        <w:rPr>
+          <w:noProof w:val="0"/>
+          <w:lang w:val="en-GB"/>
+        </w:rPr>
+        <w:t>Euroleague</w:t>
+      </w:r>
+      <w:r>
+        <w:rPr>
+          <w:noProof w:val="0"/>
+          <w:lang w:val="en-GB"/>
+        </w:rPr>
+        <w:t xml:space="preserve"> Evening at the Faculty </w:t>
+      </w:r>
+    </w:p>
+    <w:p>
+      <w:pPr>
+        <w:pStyle w:val="ListParagraph"/>
+        <w:numPr>
+          <w:ilvl w:val="1"/>
+          <w:numId w:val="17"/>
+        </w:numPr>
+        <w:spacing w:before="240" w:beforeAutospacing="off" w:after="240" w:afterAutospacing="off"/>
+        <w:rPr>
+          <w:noProof w:val="0"/>
+          <w:lang w:val="en-GB"/>
+        </w:rPr>
+      </w:pPr>
+      <w:r>
+        <w:rPr>
+          <w:noProof w:val="0"/>
+          <w:lang w:val="en-GB"/>
+        </w:rPr>
+        <w:t xml:space="preserve">Cake Day </w:t>
+      </w:r>
+    </w:p>
+    <w:p>
+      <w:pPr>
+        <w:pStyle w:val="ListParagraph"/>
+        <w:numPr>
+          <w:ilvl w:val="1"/>
+          <w:numId w:val="17"/>
+        </w:numPr>
+        <w:spacing w:before="240" w:beforeAutospacing="off" w:after="240" w:afterAutospacing="off"/>
+        <w:rPr>
+          <w:noProof w:val="0"/>
+          <w:lang w:val="en-GB"/>
+        </w:rPr>
+      </w:pPr>
+      <w:r>
+        <w:rPr>
+          <w:noProof w:val="0"/>
+          <w:lang w:val="en-GB"/>
+        </w:rPr>
+        <w:t xml:space="preserve">“River of Souls” </w:t>
+      </w:r>
+    </w:p>
+    <w:p>
+      <w:pPr>
+        <w:pStyle w:val="ListParagraph"/>
+        <w:numPr>
+          <w:ilvl w:val="1"/>
+          <w:numId w:val="17"/>
+        </w:numPr>
+        <w:spacing w:before="240" w:beforeAutospacing="off" w:after="240" w:afterAutospacing="off"/>
+        <w:rPr>
+          <w:noProof w:val="0"/>
+          <w:lang w:val="en-GB"/>
+        </w:rPr>
+      </w:pPr>
+      <w:r>
+        <w:rPr>
+          <w:noProof w:val="0"/>
+          <w:lang w:val="en-GB"/>
+        </w:rPr>
+        <w:t xml:space="preserve">Game Night </w:t>
+      </w:r>
+    </w:p>
+    <w:p>
+      <w:pPr>
+        <w:pStyle w:val="ListParagraph"/>
+        <w:numPr>
+          <w:ilvl w:val="1"/>
+          <w:numId w:val="17"/>
+        </w:numPr>
+        <w:spacing w:before="240" w:beforeAutospacing="off" w:after="240" w:afterAutospacing="off"/>
+        <w:rPr>
+          <w:noProof w:val="0"/>
+          <w:lang w:val="en-GB"/>
+        </w:rPr>
+      </w:pPr>
+      <w:r>
+        <w:rPr>
+          <w:noProof w:val="0"/>
+          <w:lang w:val="en-GB"/>
+        </w:rPr>
+        <w:t xml:space="preserve">“Slam” </w:t>
       </w:r>
     </w:p>
     <w:p>
@@ -8893,7 +9354,7 @@
           <w:noProof w:val="0"/>
           <w:lang w:val="en-GB"/>
         </w:rPr>
-        <w:t>VU SR FH</w:t>
+        <w:t xml:space="preserve">VU SR FC </w:t>
       </w:r>
     </w:p>
     <w:p>
@@ -8914,7 +9375,7 @@
           <w:noProof w:val="0"/>
           <w:lang w:val="en-GB"/>
         </w:rPr>
-        <w:t xml:space="preserve">Event organized in collaboration with the Faculty of History’s SMD: “Lecture on Written Assignments” </w:t>
+        <w:t xml:space="preserve">Community Evening </w:t>
       </w:r>
     </w:p>
     <w:p>
@@ -8935,7 +9396,7 @@
           <w:noProof w:val="0"/>
           <w:lang w:val="en-GB"/>
         </w:rPr>
-        <w:t xml:space="preserve">“Write a Letter to Your Professor” Initiative </w:t>
+        <w:t xml:space="preserve">Event on exchange opportunities at Vilnius University </w:t>
       </w:r>
     </w:p>
     <w:p>
@@ -8956,7 +9417,21 @@
           <w:noProof w:val="0"/>
           <w:lang w:val="en-GB"/>
         </w:rPr>
-        <w:t>Christmas quiz</w:t>
+        <w:t xml:space="preserve">Halloween </w:t>
+      </w:r>
+      <w:r>
+        <w:rPr>
+          <w:noProof w:val="0"/>
+          <w:lang w:val="en-GB"/>
+        </w:rPr>
+        <w:t>quizz</w:t>
+      </w:r>
+      <w:r>
+        <w:rPr>
+          <w:noProof w:val="0"/>
+          <w:lang w:val="en-GB"/>
+        </w:rPr>
+        <w:t xml:space="preserve"> “Trick or Think” </w:t>
       </w:r>
     </w:p>
     <w:p>
@@ -8977,7 +9452,7 @@
           <w:noProof w:val="0"/>
           <w:lang w:val="en-GB"/>
         </w:rPr>
-        <w:t xml:space="preserve">“Gather and Reconstruct” quiz for March 11 </w:t>
+        <w:t xml:space="preserve">Christmas tree lighting ceremony </w:t>
       </w:r>
     </w:p>
     <w:p>
@@ -8998,7 +9473,104 @@
           <w:noProof w:val="0"/>
           <w:lang w:val="en-GB"/>
         </w:rPr>
-        <w:t xml:space="preserve">Poetry Evening </w:t>
+        <w:t xml:space="preserve">Community evening </w:t>
+      </w:r>
+    </w:p>
+    <w:p>
+      <w:pPr>
+        <w:pStyle w:val="ListParagraph"/>
+        <w:numPr>
+          <w:ilvl w:val="1"/>
+          <w:numId w:val="17"/>
+        </w:numPr>
+        <w:spacing w:before="240" w:beforeAutospacing="off" w:after="240" w:afterAutospacing="off"/>
+        <w:rPr>
+          <w:noProof w:val="0"/>
+          <w:lang w:val="en-GB"/>
+        </w:rPr>
+      </w:pPr>
+      <w:r>
+        <w:rPr>
+          <w:noProof w:val="0"/>
+          <w:lang w:val="en-GB"/>
+        </w:rPr>
+        <w:t xml:space="preserve">Kaunas social day trip </w:t>
+      </w:r>
+    </w:p>
+    <w:p>
+      <w:pPr>
+        <w:pStyle w:val="ListParagraph"/>
+        <w:numPr>
+          <w:ilvl w:val="1"/>
+          <w:numId w:val="17"/>
+        </w:numPr>
+        <w:spacing w:before="240" w:beforeAutospacing="off" w:after="240" w:afterAutospacing="off"/>
+        <w:rPr>
+          <w:noProof w:val="0"/>
+          <w:lang w:val="en-GB"/>
+        </w:rPr>
+      </w:pPr>
+      <w:r>
+        <w:rPr>
+          <w:noProof w:val="0"/>
+          <w:lang w:val="en-GB"/>
+        </w:rPr>
+        <w:t xml:space="preserve">Christmas Bingo evening </w:t>
+      </w:r>
+    </w:p>
+    <w:p>
+      <w:pPr>
+        <w:pStyle w:val="ListParagraph"/>
+        <w:numPr>
+          <w:ilvl w:val="1"/>
+          <w:numId w:val="17"/>
+        </w:numPr>
+        <w:spacing w:before="240" w:beforeAutospacing="off" w:after="240" w:afterAutospacing="off"/>
+        <w:rPr>
+          <w:noProof w:val="0"/>
+          <w:lang w:val="en-GB"/>
+        </w:rPr>
+      </w:pPr>
+      <w:r>
+        <w:rPr>
+          <w:noProof w:val="0"/>
+          <w:lang w:val="en-GB"/>
+        </w:rPr>
+        <w:t xml:space="preserve">Civil </w:t>
+      </w:r>
+      <w:r>
+        <w:rPr>
+          <w:noProof w:val="0"/>
+          <w:lang w:val="en-GB"/>
+        </w:rPr>
+        <w:t>defense</w:t>
+      </w:r>
+      <w:r>
+        <w:rPr>
+          <w:noProof w:val="0"/>
+          <w:lang w:val="en-GB"/>
+        </w:rPr>
+        <w:t xml:space="preserve"> training </w:t>
+      </w:r>
+    </w:p>
+    <w:p>
+      <w:pPr>
+        <w:pStyle w:val="ListParagraph"/>
+        <w:numPr>
+          <w:ilvl w:val="1"/>
+          <w:numId w:val="17"/>
+        </w:numPr>
+        <w:rPr>
+          <w:noProof w:val="0"/>
+          <w:lang w:val="en-GB"/>
+        </w:rPr>
+      </w:pPr>
+      <w:r>
+        <w:rPr>
+          <w:noProof w:val="0"/>
+          <w:lang w:val="en-GB"/>
+        </w:rPr>
+        <w:t>Mental Health event series</w:t>
       </w:r>
     </w:p>
     <w:p>
@@ -9008,32 +9580,17 @@
           <w:ilvl w:val="0"/>
           <w:numId w:val="17"/>
         </w:numPr>
-        <w:spacing w:before="240" w:beforeAutospacing="off" w:after="240" w:afterAutospacing="off"/>
-        <w:rPr>
-          <w:noProof w:val="0"/>
-          <w:lang w:val="en-GB"/>
-        </w:rPr>
-      </w:pPr>
-      <w:r>
-        <w:rPr>
-          <w:noProof w:val="0"/>
-          <w:lang w:val="en-GB"/>
-        </w:rPr>
-        <w:t xml:space="preserve">VU SR </w:t>
-      </w:r>
-      <w:r>
-        <w:rPr>
-          <w:noProof w:val="0"/>
-          <w:lang w:val="en-GB"/>
-        </w:rPr>
-        <w:t>KnF</w:t>
-      </w:r>
-      <w:r>
-        <w:rPr>
-          <w:noProof w:val="0"/>
-          <w:lang w:val="en-GB"/>
-        </w:rPr>
-        <w:t xml:space="preserve"> </w:t>
+        <w:rPr>
+          <w:noProof w:val="0"/>
+          <w:lang w:val="en-GB"/>
+        </w:rPr>
+      </w:pPr>
+      <w:r>
+        <w:rPr>
+          <w:noProof w:val="0"/>
+          <w:lang w:val="en-GB"/>
+        </w:rPr>
+        <w:t>VU SR FMI</w:t>
       </w:r>
     </w:p>
     <w:p>
@@ -9054,7 +9611,28 @@
           <w:noProof w:val="0"/>
           <w:lang w:val="en-GB"/>
         </w:rPr>
-        <w:t xml:space="preserve">Chess Tournament </w:t>
+        <w:t>Freshman</w:t>
+      </w:r>
+      <w:r>
+        <w:rPr>
+          <w:noProof w:val="0"/>
+          <w:lang w:val="en-GB"/>
+        </w:rPr>
+        <w:t xml:space="preserve"> event “</w:t>
+      </w:r>
+      <w:r>
+        <w:rPr>
+          <w:noProof w:val="0"/>
+          <w:lang w:val="en-GB"/>
+        </w:rPr>
+        <w:t>Miciaus</w:t>
+      </w:r>
+      <w:r>
+        <w:rPr>
+          <w:noProof w:val="0"/>
+          <w:lang w:val="en-GB"/>
+        </w:rPr>
+        <w:t xml:space="preserve"> Horror Sanatorium” </w:t>
       </w:r>
     </w:p>
     <w:p>
@@ -9075,7 +9653,7 @@
           <w:noProof w:val="0"/>
           <w:lang w:val="en-GB"/>
         </w:rPr>
-        <w:t xml:space="preserve">Cake Day </w:t>
+        <w:t xml:space="preserve">Event “Halloween in the Old Town” </w:t>
       </w:r>
     </w:p>
     <w:p>
@@ -9096,21 +9674,7 @@
           <w:noProof w:val="0"/>
           <w:lang w:val="en-GB"/>
         </w:rPr>
-        <w:t xml:space="preserve">Polymer Clay </w:t>
-      </w:r>
-      <w:r>
-        <w:rPr>
-          <w:noProof w:val="0"/>
-          <w:lang w:val="en-GB"/>
-        </w:rPr>
-        <w:t>Modeling</w:t>
-      </w:r>
-      <w:r>
-        <w:rPr>
-          <w:noProof w:val="0"/>
-          <w:lang w:val="en-GB"/>
-        </w:rPr>
-        <w:t xml:space="preserve"> Workshop </w:t>
+        <w:t xml:space="preserve">Event “Night with MIDI” </w:t>
       </w:r>
     </w:p>
     <w:p>
@@ -9131,7 +9695,7 @@
           <w:noProof w:val="0"/>
           <w:lang w:val="en-GB"/>
         </w:rPr>
-        <w:t xml:space="preserve">Painting on Bags </w:t>
+        <w:t>Blood Donation Initiative</w:t>
       </w:r>
     </w:p>
     <w:p>
@@ -9152,7 +9716,7 @@
           <w:noProof w:val="0"/>
           <w:lang w:val="en-GB"/>
         </w:rPr>
-        <w:t xml:space="preserve">Charity Evening </w:t>
+        <w:t xml:space="preserve">Lecture on the legendary VU Rector Prof. Jonas Kubilius </w:t>
       </w:r>
     </w:p>
     <w:p>
@@ -9173,7 +9737,7 @@
           <w:noProof w:val="0"/>
           <w:lang w:val="en-GB"/>
         </w:rPr>
-        <w:t xml:space="preserve">Christmas Workshop </w:t>
+        <w:t xml:space="preserve">“Make a Wish” campaign in partnership with SEB </w:t>
       </w:r>
     </w:p>
     <w:p>
@@ -9194,14 +9758,14 @@
           <w:noProof w:val="0"/>
           <w:lang w:val="en-GB"/>
         </w:rPr>
-        <w:t>Euroleague</w:t>
-      </w:r>
-      <w:r>
-        <w:rPr>
-          <w:noProof w:val="0"/>
-          <w:lang w:val="en-GB"/>
-        </w:rPr>
-        <w:t xml:space="preserve"> Evening at the Faculty </w:t>
+        <w:t>Christmas Get-together</w:t>
+      </w:r>
+      <w:r>
+        <w:rPr>
+          <w:noProof w:val="0"/>
+          <w:lang w:val="en-GB"/>
+        </w:rPr>
+        <w:t xml:space="preserve">.  </w:t>
       </w:r>
     </w:p>
     <w:p>
@@ -9222,7 +9786,7 @@
           <w:noProof w:val="0"/>
           <w:lang w:val="en-GB"/>
         </w:rPr>
-        <w:t xml:space="preserve">Cake Day </w:t>
+        <w:t xml:space="preserve">Christmas campaign “Give Children a Miracle” </w:t>
       </w:r>
     </w:p>
     <w:p>
@@ -9243,7 +9807,7 @@
           <w:noProof w:val="0"/>
           <w:lang w:val="en-GB"/>
         </w:rPr>
-        <w:t xml:space="preserve">“River of Souls” </w:t>
+        <w:t xml:space="preserve">Valentine’s Day matchmaker. </w:t>
       </w:r>
     </w:p>
     <w:p>
@@ -9264,7 +9828,7 @@
           <w:noProof w:val="0"/>
           <w:lang w:val="en-GB"/>
         </w:rPr>
-        <w:t xml:space="preserve">Game Night </w:t>
+        <w:t xml:space="preserve">Inter-representation LAN Party </w:t>
       </w:r>
     </w:p>
     <w:p>
@@ -9285,7 +9849,56 @@
           <w:noProof w:val="0"/>
           <w:lang w:val="en-GB"/>
         </w:rPr>
-        <w:t xml:space="preserve">“Slam” </w:t>
+        <w:t xml:space="preserve">Mental Health Week. </w:t>
+      </w:r>
+    </w:p>
+    <w:p>
+      <w:pPr>
+        <w:pStyle w:val="ListParagraph"/>
+        <w:numPr>
+          <w:ilvl w:val="1"/>
+          <w:numId w:val="17"/>
+        </w:numPr>
+        <w:spacing w:before="240" w:beforeAutospacing="off" w:after="240" w:afterAutospacing="off"/>
+        <w:rPr>
+          <w:noProof w:val="0"/>
+          <w:lang w:val="en-GB"/>
+        </w:rPr>
+      </w:pPr>
+      <w:r>
+        <w:rPr>
+          <w:noProof w:val="0"/>
+          <w:lang w:val="en-GB"/>
+        </w:rPr>
+        <w:t>Pi Day celebration</w:t>
+      </w:r>
+      <w:r>
+        <w:rPr>
+          <w:noProof w:val="0"/>
+          <w:lang w:val="en-GB"/>
+        </w:rPr>
+        <w:t xml:space="preserve">.  </w:t>
+      </w:r>
+    </w:p>
+    <w:p>
+      <w:pPr>
+        <w:pStyle w:val="ListParagraph"/>
+        <w:numPr>
+          <w:ilvl w:val="1"/>
+          <w:numId w:val="17"/>
+        </w:numPr>
+        <w:spacing w:before="240" w:beforeAutospacing="off" w:after="240" w:afterAutospacing="off"/>
+        <w:rPr>
+          <w:noProof w:val="0"/>
+          <w:lang w:val="en-GB"/>
+        </w:rPr>
+      </w:pPr>
+      <w:r>
+        <w:rPr>
+          <w:noProof w:val="0"/>
+          <w:lang w:val="en-GB"/>
+        </w:rPr>
+        <w:t xml:space="preserve">Lecture “The Anatomy of a Software Development Team” </w:t>
       </w:r>
     </w:p>
     <w:p>
@@ -9306,7 +9919,7 @@
           <w:noProof w:val="0"/>
           <w:lang w:val="en-GB"/>
         </w:rPr>
-        <w:t xml:space="preserve">VU SR FC </w:t>
+        <w:t xml:space="preserve">VU SR FM </w:t>
       </w:r>
     </w:p>
     <w:p>
@@ -9327,7 +9940,7 @@
           <w:noProof w:val="0"/>
           <w:lang w:val="en-GB"/>
         </w:rPr>
-        <w:t xml:space="preserve">Community Evening </w:t>
+        <w:t xml:space="preserve">Blood donation drive </w:t>
       </w:r>
     </w:p>
     <w:p>
@@ -9348,7 +9961,7 @@
           <w:noProof w:val="0"/>
           <w:lang w:val="en-GB"/>
         </w:rPr>
-        <w:t xml:space="preserve">Event on exchange opportunities at Vilnius University </w:t>
+        <w:t xml:space="preserve">“VU MF SSAW Fair” </w:t>
       </w:r>
     </w:p>
     <w:p>
@@ -9369,21 +9982,7 @@
           <w:noProof w:val="0"/>
           <w:lang w:val="en-GB"/>
         </w:rPr>
-        <w:t xml:space="preserve">Halloween </w:t>
-      </w:r>
-      <w:r>
-        <w:rPr>
-          <w:noProof w:val="0"/>
-          <w:lang w:val="en-GB"/>
-        </w:rPr>
-        <w:t>quizz</w:t>
-      </w:r>
-      <w:r>
-        <w:rPr>
-          <w:noProof w:val="0"/>
-          <w:lang w:val="en-GB"/>
-        </w:rPr>
-        <w:t xml:space="preserve"> “Trick or Think” </w:t>
+        <w:t xml:space="preserve">“Science Super Lecture”  </w:t>
       </w:r>
     </w:p>
     <w:p>
@@ -9404,7 +10003,7 @@
           <w:noProof w:val="0"/>
           <w:lang w:val="en-GB"/>
         </w:rPr>
-        <w:t xml:space="preserve">Christmas tree lighting ceremony </w:t>
+        <w:t xml:space="preserve">“PhD Espresso”  </w:t>
       </w:r>
     </w:p>
     <w:p>
@@ -9425,7 +10024,7 @@
           <w:noProof w:val="0"/>
           <w:lang w:val="en-GB"/>
         </w:rPr>
-        <w:t xml:space="preserve">Community evening </w:t>
+        <w:t xml:space="preserve">Science Communication Workshop “When Science Speaks...” </w:t>
       </w:r>
     </w:p>
     <w:p>
@@ -9446,7 +10045,28 @@
           <w:noProof w:val="0"/>
           <w:lang w:val="en-GB"/>
         </w:rPr>
-        <w:t xml:space="preserve">Kaunas social day trip </w:t>
+        <w:t xml:space="preserve">VU FM “Networking Fair” </w:t>
+      </w:r>
+    </w:p>
+    <w:p>
+      <w:pPr>
+        <w:pStyle w:val="ListParagraph"/>
+        <w:numPr>
+          <w:ilvl w:val="0"/>
+          <w:numId w:val="17"/>
+        </w:numPr>
+        <w:spacing w:before="240" w:beforeAutospacing="off" w:after="240" w:afterAutospacing="off"/>
+        <w:rPr>
+          <w:noProof w:val="0"/>
+          <w:lang w:val="en-GB"/>
+        </w:rPr>
+      </w:pPr>
+      <w:r>
+        <w:rPr>
+          <w:noProof w:val="0"/>
+          <w:lang w:val="en-GB"/>
+        </w:rPr>
+        <w:t xml:space="preserve">VU SR IIRPS </w:t>
       </w:r>
     </w:p>
     <w:p>
@@ -9467,7 +10087,7 @@
           <w:noProof w:val="0"/>
           <w:lang w:val="en-GB"/>
         </w:rPr>
-        <w:t xml:space="preserve">Christmas Bingo evening </w:t>
+        <w:t xml:space="preserve">Quiz “Golden Lecturer” </w:t>
       </w:r>
     </w:p>
     <w:p>
@@ -9488,21 +10108,7 @@
           <w:noProof w:val="0"/>
           <w:lang w:val="en-GB"/>
         </w:rPr>
-        <w:t xml:space="preserve">Civil </w:t>
-      </w:r>
-      <w:r>
-        <w:rPr>
-          <w:noProof w:val="0"/>
-          <w:lang w:val="en-GB"/>
-        </w:rPr>
-        <w:t>defense</w:t>
-      </w:r>
-      <w:r>
-        <w:rPr>
-          <w:noProof w:val="0"/>
-          <w:lang w:val="en-GB"/>
-        </w:rPr>
-        <w:t xml:space="preserve"> training </w:t>
+        <w:t xml:space="preserve">Halloween Heist </w:t>
       </w:r>
     </w:p>
     <w:p>
@@ -9512,17 +10118,165 @@
           <w:ilvl w:val="1"/>
           <w:numId w:val="17"/>
         </w:numPr>
-        <w:rPr>
-          <w:noProof w:val="0"/>
-          <w:lang w:val="en-GB"/>
-        </w:rPr>
-      </w:pPr>
-      <w:r>
-        <w:rPr>
-          <w:noProof w:val="0"/>
-          <w:lang w:val="en-GB"/>
-        </w:rPr>
-        <w:t>Mental Health event series</w:t>
+        <w:spacing w:before="240" w:beforeAutospacing="off" w:after="240" w:afterAutospacing="off"/>
+        <w:rPr>
+          <w:noProof w:val="0"/>
+          <w:lang w:val="en-GB"/>
+        </w:rPr>
+      </w:pPr>
+      <w:r>
+        <w:rPr>
+          <w:noProof w:val="0"/>
+          <w:lang w:val="en-GB"/>
+        </w:rPr>
+        <w:t xml:space="preserve">Christmas Eve </w:t>
+      </w:r>
+    </w:p>
+    <w:p>
+      <w:pPr>
+        <w:pStyle w:val="ListParagraph"/>
+        <w:numPr>
+          <w:ilvl w:val="1"/>
+          <w:numId w:val="17"/>
+        </w:numPr>
+        <w:spacing w:before="240" w:beforeAutospacing="off" w:after="240" w:afterAutospacing="off"/>
+        <w:rPr>
+          <w:noProof w:val="0"/>
+          <w:lang w:val="en-GB"/>
+        </w:rPr>
+      </w:pPr>
+      <w:r>
+        <w:rPr>
+          <w:noProof w:val="0"/>
+          <w:lang w:val="en-GB"/>
+        </w:rPr>
+        <w:t xml:space="preserve">Christmas Week </w:t>
+      </w:r>
+    </w:p>
+    <w:p>
+      <w:pPr>
+        <w:pStyle w:val="ListParagraph"/>
+        <w:numPr>
+          <w:ilvl w:val="1"/>
+          <w:numId w:val="17"/>
+        </w:numPr>
+        <w:spacing w:before="240" w:beforeAutospacing="off" w:after="240" w:afterAutospacing="off"/>
+        <w:rPr>
+          <w:noProof w:val="0"/>
+          <w:lang w:val="en-GB"/>
+        </w:rPr>
+      </w:pPr>
+      <w:r>
+        <w:rPr>
+          <w:noProof w:val="0"/>
+          <w:lang w:val="en-GB"/>
+        </w:rPr>
+        <w:t xml:space="preserve">Life Cycle “From School to Politics” </w:t>
+      </w:r>
+    </w:p>
+    <w:p>
+      <w:pPr>
+        <w:pStyle w:val="ListParagraph"/>
+        <w:numPr>
+          <w:ilvl w:val="1"/>
+          <w:numId w:val="17"/>
+        </w:numPr>
+        <w:spacing w:before="240" w:beforeAutospacing="off" w:after="240" w:afterAutospacing="off"/>
+        <w:rPr>
+          <w:noProof w:val="0"/>
+          <w:lang w:val="en-GB"/>
+        </w:rPr>
+      </w:pPr>
+      <w:r>
+        <w:rPr>
+          <w:noProof w:val="0"/>
+          <w:lang w:val="en-GB"/>
+        </w:rPr>
+        <w:t xml:space="preserve">Game Nights </w:t>
+      </w:r>
+    </w:p>
+    <w:p>
+      <w:pPr>
+        <w:pStyle w:val="ListParagraph"/>
+        <w:numPr>
+          <w:ilvl w:val="1"/>
+          <w:numId w:val="17"/>
+        </w:numPr>
+        <w:spacing w:before="240" w:beforeAutospacing="off" w:after="240" w:afterAutospacing="off"/>
+        <w:rPr>
+          <w:noProof w:val="0"/>
+          <w:lang w:val="en-GB"/>
+        </w:rPr>
+      </w:pPr>
+      <w:r>
+        <w:rPr>
+          <w:noProof w:val="0"/>
+          <w:lang w:val="en-GB"/>
+        </w:rPr>
+        <w:t xml:space="preserve">Culture Night </w:t>
+      </w:r>
+    </w:p>
+    <w:p>
+      <w:pPr>
+        <w:pStyle w:val="ListParagraph"/>
+        <w:numPr>
+          <w:ilvl w:val="1"/>
+          <w:numId w:val="17"/>
+        </w:numPr>
+        <w:spacing w:before="240" w:beforeAutospacing="off" w:after="240" w:afterAutospacing="off"/>
+        <w:rPr>
+          <w:noProof w:val="0"/>
+          <w:lang w:val="en-GB"/>
+        </w:rPr>
+      </w:pPr>
+      <w:r>
+        <w:rPr>
+          <w:noProof w:val="0"/>
+          <w:lang w:val="en-GB"/>
+        </w:rPr>
+        <w:t xml:space="preserve">Safety Tour with the “Red Cross” </w:t>
+      </w:r>
+    </w:p>
+    <w:p>
+      <w:pPr>
+        <w:pStyle w:val="ListParagraph"/>
+        <w:numPr>
+          <w:ilvl w:val="1"/>
+          <w:numId w:val="17"/>
+        </w:numPr>
+        <w:spacing w:before="240" w:beforeAutospacing="off" w:after="240" w:afterAutospacing="off"/>
+        <w:rPr>
+          <w:noProof w:val="0"/>
+          <w:lang w:val="en-GB"/>
+        </w:rPr>
+      </w:pPr>
+      <w:r>
+        <w:rPr>
+          <w:noProof w:val="0"/>
+          <w:lang w:val="en-GB"/>
+        </w:rPr>
+        <w:t xml:space="preserve">“Halloween in the Old Town” Event </w:t>
+      </w:r>
+    </w:p>
+    <w:p>
+      <w:pPr>
+        <w:pStyle w:val="ListParagraph"/>
+        <w:numPr>
+          <w:ilvl w:val="1"/>
+          <w:numId w:val="17"/>
+        </w:numPr>
+        <w:spacing w:before="240" w:beforeAutospacing="off" w:after="240" w:afterAutospacing="off"/>
+        <w:rPr>
+          <w:noProof w:val="0"/>
+          <w:lang w:val="en-GB"/>
+        </w:rPr>
+      </w:pPr>
+      <w:r>
+        <w:rPr>
+          <w:noProof w:val="0"/>
+          <w:lang w:val="en-GB"/>
+        </w:rPr>
+        <w:t xml:space="preserve">“Flea Market” </w:t>
       </w:r>
     </w:p>
     <w:p>
@@ -9532,17 +10286,18 @@
           <w:ilvl w:val="0"/>
           <w:numId w:val="17"/>
         </w:numPr>
-        <w:rPr>
-          <w:noProof w:val="0"/>
-          <w:lang w:val="en-GB"/>
-        </w:rPr>
-      </w:pPr>
-      <w:r>
-        <w:rPr>
-          <w:noProof w:val="0"/>
-          <w:lang w:val="en-GB"/>
-        </w:rPr>
-        <w:t>VU SR FMI</w:t>
+        <w:spacing w:before="240" w:beforeAutospacing="off" w:after="240" w:afterAutospacing="off"/>
+        <w:rPr>
+          <w:noProof w:val="0"/>
+          <w:lang w:val="en-GB"/>
+        </w:rPr>
+      </w:pPr>
+      <w:r>
+        <w:rPr>
+          <w:noProof w:val="0"/>
+          <w:lang w:val="en-GB"/>
+        </w:rPr>
+        <w:t>VU SR FL</w:t>
       </w:r>
     </w:p>
     <w:p>
@@ -9563,28 +10318,28 @@
           <w:noProof w:val="0"/>
           <w:lang w:val="en-GB"/>
         </w:rPr>
-        <w:t>Freshman</w:t>
-      </w:r>
-      <w:r>
-        <w:rPr>
-          <w:noProof w:val="0"/>
-          <w:lang w:val="en-GB"/>
-        </w:rPr>
-        <w:t xml:space="preserve"> event “</w:t>
-      </w:r>
-      <w:r>
-        <w:rPr>
-          <w:noProof w:val="0"/>
-          <w:lang w:val="en-GB"/>
-        </w:rPr>
-        <w:t>Miciaus</w:t>
-      </w:r>
-      <w:r>
-        <w:rPr>
-          <w:noProof w:val="0"/>
-          <w:lang w:val="en-GB"/>
-        </w:rPr>
-        <w:t xml:space="preserve"> Horror Sanatorium” </w:t>
+        <w:t>“</w:t>
+      </w:r>
+      <w:r>
+        <w:rPr>
+          <w:noProof w:val="0"/>
+          <w:lang w:val="en-GB"/>
+        </w:rPr>
+        <w:t>LEXplore</w:t>
+      </w:r>
+      <w:r>
+        <w:rPr>
+          <w:noProof w:val="0"/>
+          <w:lang w:val="en-GB"/>
+        </w:rPr>
+        <w:t>”,</w:t>
+      </w:r>
+      <w:r>
+        <w:rPr>
+          <w:noProof w:val="0"/>
+          <w:lang w:val="en-GB"/>
+        </w:rPr>
+        <w:t xml:space="preserve"> </w:t>
       </w:r>
     </w:p>
     <w:p>
@@ -9605,7 +10360,7 @@
           <w:noProof w:val="0"/>
           <w:lang w:val="en-GB"/>
         </w:rPr>
-        <w:t xml:space="preserve">Event “Halloween in the Old Town” </w:t>
+        <w:t xml:space="preserve">KoDi’25 </w:t>
       </w:r>
     </w:p>
     <w:p>
@@ -9626,7 +10381,7 @@
           <w:noProof w:val="0"/>
           <w:lang w:val="en-GB"/>
         </w:rPr>
-        <w:t xml:space="preserve">Event “Night with MIDI” </w:t>
+        <w:t xml:space="preserve">Christmas event </w:t>
       </w:r>
     </w:p>
     <w:p>
@@ -9647,7 +10402,7 @@
           <w:noProof w:val="0"/>
           <w:lang w:val="en-GB"/>
         </w:rPr>
-        <w:t>Blood Donation Initiative</w:t>
+        <w:t xml:space="preserve">March 11th competition at the Faculty of Law </w:t>
       </w:r>
     </w:p>
     <w:p>
@@ -9668,7 +10423,7 @@
           <w:noProof w:val="0"/>
           <w:lang w:val="en-GB"/>
         </w:rPr>
-        <w:t xml:space="preserve">Lecture on the legendary VU Rector Prof. Jonas Kubilius </w:t>
+        <w:t>Blood donation initiative</w:t>
       </w:r>
     </w:p>
     <w:p>
@@ -9689,7 +10444,28 @@
           <w:noProof w:val="0"/>
           <w:lang w:val="en-GB"/>
         </w:rPr>
-        <w:t xml:space="preserve">“Make a Wish” campaign in partnership with SEB </w:t>
+        <w:t xml:space="preserve">An hour with the dean </w:t>
+      </w:r>
+    </w:p>
+    <w:p>
+      <w:pPr>
+        <w:pStyle w:val="ListParagraph"/>
+        <w:numPr>
+          <w:ilvl w:val="0"/>
+          <w:numId w:val="17"/>
+        </w:numPr>
+        <w:spacing w:before="240" w:beforeAutospacing="off" w:after="240" w:afterAutospacing="off"/>
+        <w:rPr>
+          <w:noProof w:val="0"/>
+          <w:lang w:val="en-GB"/>
+        </w:rPr>
+      </w:pPr>
+      <w:r>
+        <w:rPr>
+          <w:noProof w:val="0"/>
+          <w:lang w:val="en-GB"/>
+        </w:rPr>
+        <w:t xml:space="preserve">VU SR BS </w:t>
       </w:r>
     </w:p>
     <w:p>
@@ -9710,14 +10486,7 @@
           <w:noProof w:val="0"/>
           <w:lang w:val="en-GB"/>
         </w:rPr>
-        <w:t>Christmas Get-together</w:t>
-      </w:r>
-      <w:r>
-        <w:rPr>
-          <w:noProof w:val="0"/>
-          <w:lang w:val="en-GB"/>
-        </w:rPr>
-        <w:t xml:space="preserve">.  </w:t>
+        <w:t xml:space="preserve">Winterfest </w:t>
       </w:r>
     </w:p>
     <w:p>
@@ -9738,7 +10507,7 @@
           <w:noProof w:val="0"/>
           <w:lang w:val="en-GB"/>
         </w:rPr>
-        <w:t xml:space="preserve">Christmas campaign “Give Children a Miracle” </w:t>
+        <w:t xml:space="preserve">Haunted Hour </w:t>
       </w:r>
     </w:p>
     <w:p>
@@ -9748,727 +10517,6 @@
           <w:ilvl w:val="1"/>
           <w:numId w:val="17"/>
         </w:numPr>
-        <w:spacing w:before="240" w:beforeAutospacing="off" w:after="240" w:afterAutospacing="off"/>
-        <w:rPr>
-          <w:noProof w:val="0"/>
-          <w:lang w:val="en-GB"/>
-        </w:rPr>
-      </w:pPr>
-      <w:r>
-        <w:rPr>
-          <w:noProof w:val="0"/>
-          <w:lang w:val="en-GB"/>
-        </w:rPr>
-        <w:t xml:space="preserve">Valentine’s Day matchmaker. </w:t>
-      </w:r>
-    </w:p>
-    <w:p>
-      <w:pPr>
-        <w:pStyle w:val="ListParagraph"/>
-        <w:numPr>
-          <w:ilvl w:val="1"/>
-          <w:numId w:val="17"/>
-        </w:numPr>
-        <w:spacing w:before="240" w:beforeAutospacing="off" w:after="240" w:afterAutospacing="off"/>
-        <w:rPr>
-          <w:noProof w:val="0"/>
-          <w:lang w:val="en-GB"/>
-        </w:rPr>
-      </w:pPr>
-      <w:r>
-        <w:rPr>
-          <w:noProof w:val="0"/>
-          <w:lang w:val="en-GB"/>
-        </w:rPr>
-        <w:t xml:space="preserve">Inter-representation LAN Party </w:t>
-      </w:r>
-    </w:p>
-    <w:p>
-      <w:pPr>
-        <w:pStyle w:val="ListParagraph"/>
-        <w:numPr>
-          <w:ilvl w:val="1"/>
-          <w:numId w:val="17"/>
-        </w:numPr>
-        <w:spacing w:before="240" w:beforeAutospacing="off" w:after="240" w:afterAutospacing="off"/>
-        <w:rPr>
-          <w:noProof w:val="0"/>
-          <w:lang w:val="en-GB"/>
-        </w:rPr>
-      </w:pPr>
-      <w:r>
-        <w:rPr>
-          <w:noProof w:val="0"/>
-          <w:lang w:val="en-GB"/>
-        </w:rPr>
-        <w:t xml:space="preserve">Mental Health Week. </w:t>
-      </w:r>
-    </w:p>
-    <w:p>
-      <w:pPr>
-        <w:pStyle w:val="ListParagraph"/>
-        <w:numPr>
-          <w:ilvl w:val="1"/>
-          <w:numId w:val="17"/>
-        </w:numPr>
-        <w:spacing w:before="240" w:beforeAutospacing="off" w:after="240" w:afterAutospacing="off"/>
-        <w:rPr>
-          <w:noProof w:val="0"/>
-          <w:lang w:val="en-GB"/>
-        </w:rPr>
-      </w:pPr>
-      <w:r>
-        <w:rPr>
-          <w:noProof w:val="0"/>
-          <w:lang w:val="en-GB"/>
-        </w:rPr>
-        <w:t>Pi Day celebration</w:t>
-      </w:r>
-      <w:r>
-        <w:rPr>
-          <w:noProof w:val="0"/>
-          <w:lang w:val="en-GB"/>
-        </w:rPr>
-        <w:t xml:space="preserve">.  </w:t>
-      </w:r>
-    </w:p>
-    <w:p>
-      <w:pPr>
-        <w:pStyle w:val="ListParagraph"/>
-        <w:numPr>
-          <w:ilvl w:val="1"/>
-          <w:numId w:val="17"/>
-        </w:numPr>
-        <w:spacing w:before="240" w:beforeAutospacing="off" w:after="240" w:afterAutospacing="off"/>
-        <w:rPr>
-          <w:noProof w:val="0"/>
-          <w:lang w:val="en-GB"/>
-        </w:rPr>
-      </w:pPr>
-      <w:r>
-        <w:rPr>
-          <w:noProof w:val="0"/>
-          <w:lang w:val="en-GB"/>
-        </w:rPr>
-        <w:t xml:space="preserve">Lecture “The Anatomy of a Software Development Team” </w:t>
-      </w:r>
-    </w:p>
-    <w:p>
-      <w:pPr>
-        <w:pStyle w:val="ListParagraph"/>
-        <w:numPr>
-          <w:ilvl w:val="0"/>
-          <w:numId w:val="17"/>
-        </w:numPr>
-        <w:spacing w:before="240" w:beforeAutospacing="off" w:after="240" w:afterAutospacing="off"/>
-        <w:rPr>
-          <w:noProof w:val="0"/>
-          <w:lang w:val="en-GB"/>
-        </w:rPr>
-      </w:pPr>
-      <w:r>
-        <w:rPr>
-          <w:noProof w:val="0"/>
-          <w:lang w:val="en-GB"/>
-        </w:rPr>
-        <w:t xml:space="preserve">VU SR FM </w:t>
-      </w:r>
-    </w:p>
-    <w:p>
-      <w:pPr>
-        <w:pStyle w:val="ListParagraph"/>
-        <w:numPr>
-          <w:ilvl w:val="1"/>
-          <w:numId w:val="17"/>
-        </w:numPr>
-        <w:spacing w:before="240" w:beforeAutospacing="off" w:after="240" w:afterAutospacing="off"/>
-        <w:rPr>
-          <w:noProof w:val="0"/>
-          <w:lang w:val="en-GB"/>
-        </w:rPr>
-      </w:pPr>
-      <w:r>
-        <w:rPr>
-          <w:noProof w:val="0"/>
-          <w:lang w:val="en-GB"/>
-        </w:rPr>
-        <w:t xml:space="preserve">Blood donation drive </w:t>
-      </w:r>
-    </w:p>
-    <w:p>
-      <w:pPr>
-        <w:pStyle w:val="ListParagraph"/>
-        <w:numPr>
-          <w:ilvl w:val="1"/>
-          <w:numId w:val="17"/>
-        </w:numPr>
-        <w:spacing w:before="240" w:beforeAutospacing="off" w:after="240" w:afterAutospacing="off"/>
-        <w:rPr>
-          <w:noProof w:val="0"/>
-          <w:lang w:val="en-GB"/>
-        </w:rPr>
-      </w:pPr>
-      <w:r>
-        <w:rPr>
-          <w:noProof w:val="0"/>
-          <w:lang w:val="en-GB"/>
-        </w:rPr>
-        <w:t xml:space="preserve">“VU MF SSAW Fair” </w:t>
-      </w:r>
-    </w:p>
-    <w:p>
-      <w:pPr>
-        <w:pStyle w:val="ListParagraph"/>
-        <w:numPr>
-          <w:ilvl w:val="1"/>
-          <w:numId w:val="17"/>
-        </w:numPr>
-        <w:spacing w:before="240" w:beforeAutospacing="off" w:after="240" w:afterAutospacing="off"/>
-        <w:rPr>
-          <w:noProof w:val="0"/>
-          <w:lang w:val="en-GB"/>
-        </w:rPr>
-      </w:pPr>
-      <w:r>
-        <w:rPr>
-          <w:noProof w:val="0"/>
-          <w:lang w:val="en-GB"/>
-        </w:rPr>
-        <w:t xml:space="preserve">“Science Super Lecture”  </w:t>
-      </w:r>
-    </w:p>
-    <w:p>
-      <w:pPr>
-        <w:pStyle w:val="ListParagraph"/>
-        <w:numPr>
-          <w:ilvl w:val="1"/>
-          <w:numId w:val="17"/>
-        </w:numPr>
-        <w:spacing w:before="240" w:beforeAutospacing="off" w:after="240" w:afterAutospacing="off"/>
-        <w:rPr>
-          <w:noProof w:val="0"/>
-          <w:lang w:val="en-GB"/>
-        </w:rPr>
-      </w:pPr>
-      <w:r>
-        <w:rPr>
-          <w:noProof w:val="0"/>
-          <w:lang w:val="en-GB"/>
-        </w:rPr>
-        <w:t xml:space="preserve">“PhD Espresso”  </w:t>
-      </w:r>
-    </w:p>
-    <w:p>
-      <w:pPr>
-        <w:pStyle w:val="ListParagraph"/>
-        <w:numPr>
-          <w:ilvl w:val="1"/>
-          <w:numId w:val="17"/>
-        </w:numPr>
-        <w:spacing w:before="240" w:beforeAutospacing="off" w:after="240" w:afterAutospacing="off"/>
-        <w:rPr>
-          <w:noProof w:val="0"/>
-          <w:lang w:val="en-GB"/>
-        </w:rPr>
-      </w:pPr>
-      <w:r>
-        <w:rPr>
-          <w:noProof w:val="0"/>
-          <w:lang w:val="en-GB"/>
-        </w:rPr>
-        <w:t xml:space="preserve">Science Communication Workshop “When Science Speaks...” </w:t>
-      </w:r>
-    </w:p>
-    <w:p>
-      <w:pPr>
-        <w:pStyle w:val="ListParagraph"/>
-        <w:numPr>
-          <w:ilvl w:val="1"/>
-          <w:numId w:val="17"/>
-        </w:numPr>
-        <w:spacing w:before="240" w:beforeAutospacing="off" w:after="240" w:afterAutospacing="off"/>
-        <w:rPr>
-          <w:noProof w:val="0"/>
-          <w:lang w:val="en-GB"/>
-        </w:rPr>
-      </w:pPr>
-      <w:r>
-        <w:rPr>
-          <w:noProof w:val="0"/>
-          <w:lang w:val="en-GB"/>
-        </w:rPr>
-        <w:t xml:space="preserve">VU FM “Networking Fair” </w:t>
-      </w:r>
-    </w:p>
-    <w:p>
-      <w:pPr>
-        <w:pStyle w:val="ListParagraph"/>
-        <w:numPr>
-          <w:ilvl w:val="0"/>
-          <w:numId w:val="17"/>
-        </w:numPr>
-        <w:spacing w:before="240" w:beforeAutospacing="off" w:after="240" w:afterAutospacing="off"/>
-        <w:rPr>
-          <w:noProof w:val="0"/>
-          <w:lang w:val="en-GB"/>
-        </w:rPr>
-      </w:pPr>
-      <w:r>
-        <w:rPr>
-          <w:noProof w:val="0"/>
-          <w:lang w:val="en-GB"/>
-        </w:rPr>
-        <w:t xml:space="preserve">VU SR IIRPS </w:t>
-      </w:r>
-    </w:p>
-    <w:p>
-      <w:pPr>
-        <w:pStyle w:val="ListParagraph"/>
-        <w:numPr>
-          <w:ilvl w:val="1"/>
-          <w:numId w:val="17"/>
-        </w:numPr>
-        <w:spacing w:before="240" w:beforeAutospacing="off" w:after="240" w:afterAutospacing="off"/>
-        <w:rPr>
-          <w:noProof w:val="0"/>
-          <w:lang w:val="en-GB"/>
-        </w:rPr>
-      </w:pPr>
-      <w:r>
-        <w:rPr>
-          <w:noProof w:val="0"/>
-          <w:lang w:val="en-GB"/>
-        </w:rPr>
-        <w:t xml:space="preserve">Quiz “Golden Lecturer” </w:t>
-      </w:r>
-    </w:p>
-    <w:p>
-      <w:pPr>
-        <w:pStyle w:val="ListParagraph"/>
-        <w:numPr>
-          <w:ilvl w:val="1"/>
-          <w:numId w:val="17"/>
-        </w:numPr>
-        <w:spacing w:before="240" w:beforeAutospacing="off" w:after="240" w:afterAutospacing="off"/>
-        <w:rPr>
-          <w:noProof w:val="0"/>
-          <w:lang w:val="en-GB"/>
-        </w:rPr>
-      </w:pPr>
-      <w:r>
-        <w:rPr>
-          <w:noProof w:val="0"/>
-          <w:lang w:val="en-GB"/>
-        </w:rPr>
-        <w:t xml:space="preserve">Halloween Heist </w:t>
-      </w:r>
-    </w:p>
-    <w:p>
-      <w:pPr>
-        <w:pStyle w:val="ListParagraph"/>
-        <w:numPr>
-          <w:ilvl w:val="1"/>
-          <w:numId w:val="17"/>
-        </w:numPr>
-        <w:spacing w:before="240" w:beforeAutospacing="off" w:after="240" w:afterAutospacing="off"/>
-        <w:rPr>
-          <w:noProof w:val="0"/>
-          <w:lang w:val="en-GB"/>
-        </w:rPr>
-      </w:pPr>
-      <w:r>
-        <w:rPr>
-          <w:noProof w:val="0"/>
-          <w:lang w:val="en-GB"/>
-        </w:rPr>
-        <w:t xml:space="preserve">Christmas Eve </w:t>
-      </w:r>
-    </w:p>
-    <w:p>
-      <w:pPr>
-        <w:pStyle w:val="ListParagraph"/>
-        <w:numPr>
-          <w:ilvl w:val="1"/>
-          <w:numId w:val="17"/>
-        </w:numPr>
-        <w:spacing w:before="240" w:beforeAutospacing="off" w:after="240" w:afterAutospacing="off"/>
-        <w:rPr>
-          <w:noProof w:val="0"/>
-          <w:lang w:val="en-GB"/>
-        </w:rPr>
-      </w:pPr>
-      <w:r>
-        <w:rPr>
-          <w:noProof w:val="0"/>
-          <w:lang w:val="en-GB"/>
-        </w:rPr>
-        <w:t xml:space="preserve">Christmas Week </w:t>
-      </w:r>
-    </w:p>
-    <w:p>
-      <w:pPr>
-        <w:pStyle w:val="ListParagraph"/>
-        <w:numPr>
-          <w:ilvl w:val="1"/>
-          <w:numId w:val="17"/>
-        </w:numPr>
-        <w:spacing w:before="240" w:beforeAutospacing="off" w:after="240" w:afterAutospacing="off"/>
-        <w:rPr>
-          <w:noProof w:val="0"/>
-          <w:lang w:val="en-GB"/>
-        </w:rPr>
-      </w:pPr>
-      <w:r>
-        <w:rPr>
-          <w:noProof w:val="0"/>
-          <w:lang w:val="en-GB"/>
-        </w:rPr>
-        <w:t xml:space="preserve">Life Cycle “From School to Politics” </w:t>
-      </w:r>
-    </w:p>
-    <w:p>
-      <w:pPr>
-        <w:pStyle w:val="ListParagraph"/>
-        <w:numPr>
-          <w:ilvl w:val="1"/>
-          <w:numId w:val="17"/>
-        </w:numPr>
-        <w:spacing w:before="240" w:beforeAutospacing="off" w:after="240" w:afterAutospacing="off"/>
-        <w:rPr>
-          <w:noProof w:val="0"/>
-          <w:lang w:val="en-GB"/>
-        </w:rPr>
-      </w:pPr>
-      <w:r>
-        <w:rPr>
-          <w:noProof w:val="0"/>
-          <w:lang w:val="en-GB"/>
-        </w:rPr>
-        <w:t xml:space="preserve">Game Nights </w:t>
-      </w:r>
-    </w:p>
-    <w:p>
-      <w:pPr>
-        <w:pStyle w:val="ListParagraph"/>
-        <w:numPr>
-          <w:ilvl w:val="1"/>
-          <w:numId w:val="17"/>
-        </w:numPr>
-        <w:spacing w:before="240" w:beforeAutospacing="off" w:after="240" w:afterAutospacing="off"/>
-        <w:rPr>
-          <w:noProof w:val="0"/>
-          <w:lang w:val="en-GB"/>
-        </w:rPr>
-      </w:pPr>
-      <w:r>
-        <w:rPr>
-          <w:noProof w:val="0"/>
-          <w:lang w:val="en-GB"/>
-        </w:rPr>
-        <w:t xml:space="preserve">Culture Night </w:t>
-      </w:r>
-    </w:p>
-    <w:p>
-      <w:pPr>
-        <w:pStyle w:val="ListParagraph"/>
-        <w:numPr>
-          <w:ilvl w:val="1"/>
-          <w:numId w:val="17"/>
-        </w:numPr>
-        <w:spacing w:before="240" w:beforeAutospacing="off" w:after="240" w:afterAutospacing="off"/>
-        <w:rPr>
-          <w:noProof w:val="0"/>
-          <w:lang w:val="en-GB"/>
-        </w:rPr>
-      </w:pPr>
-      <w:r>
-        <w:rPr>
-          <w:noProof w:val="0"/>
-          <w:lang w:val="en-GB"/>
-        </w:rPr>
-        <w:t xml:space="preserve">Safety Tour with the “Red Cross” </w:t>
-      </w:r>
-    </w:p>
-    <w:p>
-      <w:pPr>
-        <w:pStyle w:val="ListParagraph"/>
-        <w:numPr>
-          <w:ilvl w:val="1"/>
-          <w:numId w:val="17"/>
-        </w:numPr>
-        <w:spacing w:before="240" w:beforeAutospacing="off" w:after="240" w:afterAutospacing="off"/>
-        <w:rPr>
-          <w:noProof w:val="0"/>
-          <w:lang w:val="en-GB"/>
-        </w:rPr>
-      </w:pPr>
-      <w:r>
-        <w:rPr>
-          <w:noProof w:val="0"/>
-          <w:lang w:val="en-GB"/>
-        </w:rPr>
-        <w:t xml:space="preserve">“Halloween in the Old Town” Event </w:t>
-      </w:r>
-    </w:p>
-    <w:p>
-      <w:pPr>
-        <w:pStyle w:val="ListParagraph"/>
-        <w:numPr>
-          <w:ilvl w:val="1"/>
-          <w:numId w:val="17"/>
-        </w:numPr>
-        <w:spacing w:before="240" w:beforeAutospacing="off" w:after="240" w:afterAutospacing="off"/>
-        <w:rPr>
-          <w:noProof w:val="0"/>
-          <w:lang w:val="en-GB"/>
-        </w:rPr>
-      </w:pPr>
-      <w:r>
-        <w:rPr>
-          <w:noProof w:val="0"/>
-          <w:lang w:val="en-GB"/>
-        </w:rPr>
-        <w:t xml:space="preserve">“Flea Market” </w:t>
-      </w:r>
-    </w:p>
-    <w:p>
-      <w:pPr>
-        <w:pStyle w:val="ListParagraph"/>
-        <w:numPr>
-          <w:ilvl w:val="0"/>
-          <w:numId w:val="17"/>
-        </w:numPr>
-        <w:spacing w:before="240" w:beforeAutospacing="off" w:after="240" w:afterAutospacing="off"/>
-        <w:rPr>
-          <w:noProof w:val="0"/>
-          <w:lang w:val="en-GB"/>
-        </w:rPr>
-      </w:pPr>
-      <w:r>
-        <w:rPr>
-          <w:noProof w:val="0"/>
-          <w:lang w:val="en-GB"/>
-        </w:rPr>
-        <w:t>VU SR FL</w:t>
-      </w:r>
-    </w:p>
-    <w:p>
-      <w:pPr>
-        <w:pStyle w:val="ListParagraph"/>
-        <w:numPr>
-          <w:ilvl w:val="1"/>
-          <w:numId w:val="17"/>
-        </w:numPr>
-        <w:spacing w:before="240" w:beforeAutospacing="off" w:after="240" w:afterAutospacing="off"/>
-        <w:rPr>
-          <w:noProof w:val="0"/>
-          <w:lang w:val="en-GB"/>
-        </w:rPr>
-      </w:pPr>
-      <w:r>
-        <w:rPr>
-          <w:noProof w:val="0"/>
-          <w:lang w:val="en-GB"/>
-        </w:rPr>
-        <w:t>“</w:t>
-      </w:r>
-      <w:r>
-        <w:rPr>
-          <w:noProof w:val="0"/>
-          <w:lang w:val="en-GB"/>
-        </w:rPr>
-        <w:t>LEXplore</w:t>
-      </w:r>
-      <w:r>
-        <w:rPr>
-          <w:noProof w:val="0"/>
-          <w:lang w:val="en-GB"/>
-        </w:rPr>
-        <w:t>”,</w:t>
-      </w:r>
-      <w:r>
-        <w:rPr>
-          <w:noProof w:val="0"/>
-          <w:lang w:val="en-GB"/>
-        </w:rPr>
-        <w:t xml:space="preserve"> </w:t>
-      </w:r>
-    </w:p>
-    <w:p>
-      <w:pPr>
-        <w:pStyle w:val="ListParagraph"/>
-        <w:numPr>
-          <w:ilvl w:val="1"/>
-          <w:numId w:val="17"/>
-        </w:numPr>
-        <w:spacing w:before="240" w:beforeAutospacing="off" w:after="240" w:afterAutospacing="off"/>
-        <w:rPr>
-          <w:noProof w:val="0"/>
-          <w:lang w:val="en-GB"/>
-        </w:rPr>
-      </w:pPr>
-      <w:r>
-        <w:rPr>
-          <w:noProof w:val="0"/>
-          <w:lang w:val="en-GB"/>
-        </w:rPr>
-        <w:t xml:space="preserve">KoDi’25 </w:t>
-      </w:r>
-    </w:p>
-    <w:p>
-      <w:pPr>
-        <w:pStyle w:val="ListParagraph"/>
-        <w:numPr>
-          <w:ilvl w:val="1"/>
-          <w:numId w:val="17"/>
-        </w:numPr>
-        <w:spacing w:before="240" w:beforeAutospacing="off" w:after="240" w:afterAutospacing="off"/>
-        <w:rPr>
-          <w:noProof w:val="0"/>
-          <w:lang w:val="en-GB"/>
-        </w:rPr>
-      </w:pPr>
-      <w:r>
-        <w:rPr>
-          <w:noProof w:val="0"/>
-          <w:lang w:val="en-GB"/>
-        </w:rPr>
-        <w:t xml:space="preserve">Christmas event </w:t>
-      </w:r>
-    </w:p>
-    <w:p>
-      <w:pPr>
-        <w:pStyle w:val="ListParagraph"/>
-        <w:numPr>
-          <w:ilvl w:val="1"/>
-          <w:numId w:val="17"/>
-        </w:numPr>
-        <w:spacing w:before="240" w:beforeAutospacing="off" w:after="240" w:afterAutospacing="off"/>
-        <w:rPr>
-          <w:noProof w:val="0"/>
-          <w:lang w:val="en-GB"/>
-        </w:rPr>
-      </w:pPr>
-      <w:r>
-        <w:rPr>
-          <w:noProof w:val="0"/>
-          <w:lang w:val="en-GB"/>
-        </w:rPr>
-        <w:t xml:space="preserve">March 11th competition at the Faculty of Law </w:t>
-      </w:r>
-    </w:p>
-    <w:p>
-      <w:pPr>
-        <w:pStyle w:val="ListParagraph"/>
-        <w:numPr>
-          <w:ilvl w:val="1"/>
-          <w:numId w:val="17"/>
-        </w:numPr>
-        <w:spacing w:before="240" w:beforeAutospacing="off" w:after="240" w:afterAutospacing="off"/>
-        <w:rPr>
-          <w:noProof w:val="0"/>
-          <w:lang w:val="en-GB"/>
-        </w:rPr>
-      </w:pPr>
-      <w:r>
-        <w:rPr>
-          <w:noProof w:val="0"/>
-          <w:lang w:val="en-GB"/>
-        </w:rPr>
-        <w:t>Blood donation initiative</w:t>
-      </w:r>
-    </w:p>
-    <w:p>
-      <w:pPr>
-        <w:pStyle w:val="ListParagraph"/>
-        <w:numPr>
-          <w:ilvl w:val="1"/>
-          <w:numId w:val="17"/>
-        </w:numPr>
-        <w:spacing w:before="240" w:beforeAutospacing="off" w:after="240" w:afterAutospacing="off"/>
-        <w:rPr>
-          <w:noProof w:val="0"/>
-          <w:lang w:val="en-GB"/>
-        </w:rPr>
-      </w:pPr>
-      <w:r>
-        <w:rPr>
-          <w:noProof w:val="0"/>
-          <w:lang w:val="en-GB"/>
-        </w:rPr>
-        <w:t xml:space="preserve">An hour with the dean </w:t>
-      </w:r>
-    </w:p>
-    <w:p>
-      <w:pPr>
-        <w:pStyle w:val="ListParagraph"/>
-        <w:numPr>
-          <w:ilvl w:val="0"/>
-          <w:numId w:val="17"/>
-        </w:numPr>
-        <w:spacing w:before="240" w:beforeAutospacing="off" w:after="240" w:afterAutospacing="off"/>
-        <w:rPr>
-          <w:noProof w:val="0"/>
-          <w:lang w:val="en-GB"/>
-        </w:rPr>
-      </w:pPr>
-      <w:r>
-        <w:rPr>
-          <w:noProof w:val="0"/>
-          <w:lang w:val="en-GB"/>
-        </w:rPr>
-        <w:t xml:space="preserve">VU SR BS </w:t>
-      </w:r>
-    </w:p>
-    <w:p>
-      <w:pPr>
-        <w:pStyle w:val="ListParagraph"/>
-        <w:numPr>
-          <w:ilvl w:val="1"/>
-          <w:numId w:val="17"/>
-        </w:numPr>
-        <w:spacing w:before="240" w:beforeAutospacing="off" w:after="240" w:afterAutospacing="off"/>
-        <w:rPr>
-          <w:noProof w:val="0"/>
-          <w:lang w:val="en-GB"/>
-        </w:rPr>
-      </w:pPr>
-      <w:r>
-        <w:rPr>
-          <w:noProof w:val="0"/>
-          <w:lang w:val="en-GB"/>
-        </w:rPr>
-        <w:t xml:space="preserve">Winterfest </w:t>
-      </w:r>
-    </w:p>
-    <w:p>
-      <w:pPr>
-        <w:pStyle w:val="ListParagraph"/>
-        <w:numPr>
-          <w:ilvl w:val="1"/>
-          <w:numId w:val="17"/>
-        </w:numPr>
-        <w:spacing w:before="240" w:beforeAutospacing="off" w:after="240" w:afterAutospacing="off"/>
-        <w:rPr>
-          <w:noProof w:val="0"/>
-          <w:lang w:val="en-GB"/>
-        </w:rPr>
-      </w:pPr>
-      <w:r>
-        <w:rPr>
-          <w:noProof w:val="0"/>
-          <w:lang w:val="en-GB"/>
-        </w:rPr>
-        <w:t xml:space="preserve">Haunted Hour </w:t>
-      </w:r>
-    </w:p>
-    <w:p>
-      <w:pPr>
-        <w:pStyle w:val="ListParagraph"/>
-        <w:numPr>
-          <w:ilvl w:val="1"/>
-          <w:numId w:val="17"/>
-        </w:numPr>
         <w:rPr>
           <w:noProof w:val="0"/>
           <w:lang w:val="en-GB"/>
@@ -10529,7 +10577,21 @@
           <w:noProof w:val="0"/>
           <w:lang w:val="en-GB"/>
         </w:rPr>
-        <w:t xml:space="preserve">,” organized by VU SR, took place. </w:t>
+        <w:t>”</w:t>
+      </w:r>
+      <w:r>
+        <w:rPr>
+          <w:noProof w:val="0"/>
+          <w:lang w:val="en-GB"/>
+        </w:rPr>
+        <w:t>,</w:t>
+      </w:r>
+      <w:r>
+        <w:rPr>
+          <w:noProof w:val="0"/>
+          <w:lang w:val="en-GB"/>
+        </w:rPr>
+        <w:t xml:space="preserve"> organized by VU SR, took place. </w:t>
       </w:r>
     </w:p>
     <w:p>
@@ -10542,7 +10604,21 @@
           <w:noProof w:val="0"/>
           <w:lang w:val="en-GB"/>
         </w:rPr>
-        <w:t xml:space="preserve">The event was designed to help international students become better acquainted with Vilnius University, its community, and the services it offers. More than 50 participants attended a presentation by “International House Vilnius.” There were also sessions where success stories of integration were shared by the Mexican and French communities in Lithuania. </w:t>
+        <w:t>The event was designed to help international students become better acquainted with Vilnius University, its community, and the services it offers. More than 50 participants attended a presentation by “International House Vilnius”</w:t>
+      </w:r>
+      <w:r>
+        <w:rPr>
+          <w:noProof w:val="0"/>
+          <w:lang w:val="en-GB"/>
+        </w:rPr>
+        <w:t>.</w:t>
+      </w:r>
+      <w:r>
+        <w:rPr>
+          <w:noProof w:val="0"/>
+          <w:lang w:val="en-GB"/>
+        </w:rPr>
+        <w:t xml:space="preserve"> There were also sessions where success stories of integration were shared by the Mexican and French communities in Lithuania. </w:t>
       </w:r>
     </w:p>
     <w:p>
@@ -10555,7 +10631,7 @@
           <w:noProof w:val="0"/>
           <w:lang w:val="en-GB"/>
         </w:rPr>
-        <w:t xml:space="preserve">Participants had the opportunity to socialize informally and share their own stories of integrating into the Vilnius University community. </w:t>
+        <w:t xml:space="preserve">Participants had the opportunity to socialize informally and share their own stories integrating into the Vilnius University community. </w:t>
       </w:r>
     </w:p>
     <w:p>
@@ -13733,7 +13809,7 @@
 </file>
 
 <file path=customXml/itemProps1.xml><?xml version="1.0" encoding="utf-8"?>
-<ds:datastoreItem xmlns:ds="http://schemas.openxmlformats.org/officeDocument/2006/customXml" ds:itemID="{2213A731-6175-4CCD-BE4A-0C964AE9056F}"/>
+<ds:datastoreItem xmlns:ds="http://schemas.openxmlformats.org/officeDocument/2006/customXml" ds:itemID="{EAF85E52-AECD-4A5E-B688-B54AC85F4D29}"/>
 </file>
 
 <file path=customXml/itemProps2.xml><?xml version="1.0" encoding="utf-8"?>
